--- a/templates/workspace_license_template.docx
+++ b/templates/workspace_license_template.docx
@@ -1577,9 +1577,16 @@
           <w:szCs w:val="16"/>
           <w:u w:val="single"/>
         </w:rPr>
-        <w:t>${</w:t>
+        <w:t>${datetime_received}</w:t>
       </w:r>
-      <w:proofErr w:type="spellStart"/>
+      <w:r>
+        <w:rPr>
+          <w:rFonts w:ascii="Cambria" w:eastAsia="Cambria" w:hAnsi="Cambria" w:cs="Cambria"/>
+          <w:sz w:val="16"/>
+          <w:szCs w:val="16"/>
+        </w:rPr>
+        <w:t xml:space="preserve"> Date/Time Processed: </w:t>
+      </w:r>
       <w:r>
         <w:rPr>
           <w:rFonts w:ascii="Cambria" w:eastAsia="Cambria" w:hAnsi="Cambria" w:cs="Cambria"/>
@@ -1587,9 +1594,16 @@
           <w:szCs w:val="16"/>
           <w:u w:val="single"/>
         </w:rPr>
-        <w:t>datetime_received</w:t>
+        <w:t>${datetime_processed}</w:t>
       </w:r>
-      <w:proofErr w:type="spellEnd"/>
+      <w:r>
+        <w:rPr>
+          <w:rFonts w:ascii="Cambria" w:eastAsia="Cambria" w:hAnsi="Cambria" w:cs="Cambria"/>
+          <w:sz w:val="16"/>
+          <w:szCs w:val="16"/>
+        </w:rPr>
+        <w:t xml:space="preserve"> Date/Time Accomplished: </w:t>
+      </w:r>
       <w:r>
         <w:rPr>
           <w:rFonts w:ascii="Cambria" w:eastAsia="Cambria" w:hAnsi="Cambria" w:cs="Cambria"/>
@@ -1597,15 +1611,7 @@
           <w:szCs w:val="16"/>
           <w:u w:val="single"/>
         </w:rPr>
-        <w:t>}</w:t>
-      </w:r>
-      <w:r>
-        <w:rPr>
-          <w:rFonts w:ascii="Cambria" w:eastAsia="Cambria" w:hAnsi="Cambria" w:cs="Cambria"/>
-          <w:sz w:val="16"/>
-          <w:szCs w:val="16"/>
-        </w:rPr>
-        <w:t xml:space="preserve"> Date/Time Processed: </w:t>
+        <w:t>${datetime_accomplished</w:t>
       </w:r>
       <w:r>
         <w:rPr>
@@ -1614,56 +1620,8 @@
           <w:szCs w:val="16"/>
           <w:u w:val="single"/>
         </w:rPr>
-        <w:t>${</w:t>
-      </w:r>
-      <w:proofErr w:type="spellStart"/>
-      <w:r>
-        <w:rPr>
-          <w:rFonts w:ascii="Cambria" w:eastAsia="Cambria" w:hAnsi="Cambria" w:cs="Cambria"/>
-          <w:sz w:val="16"/>
-          <w:szCs w:val="16"/>
-          <w:u w:val="single"/>
-        </w:rPr>
-        <w:t>datetime_processed</w:t>
-      </w:r>
-      <w:proofErr w:type="spellEnd"/>
-      <w:r>
-        <w:rPr>
-          <w:rFonts w:ascii="Cambria" w:eastAsia="Cambria" w:hAnsi="Cambria" w:cs="Cambria"/>
-          <w:sz w:val="16"/>
-          <w:szCs w:val="16"/>
-          <w:u w:val="single"/>
-        </w:rPr>
         <w:t>}</w:t>
       </w:r>
-      <w:r>
-        <w:rPr>
-          <w:rFonts w:ascii="Cambria" w:eastAsia="Cambria" w:hAnsi="Cambria" w:cs="Cambria"/>
-          <w:sz w:val="16"/>
-          <w:szCs w:val="16"/>
-        </w:rPr>
-        <w:t xml:space="preserve"> Date/Time Accomplished: </w:t>
-      </w:r>
-      <w:r>
-        <w:rPr>
-          <w:rFonts w:ascii="Cambria" w:eastAsia="Cambria" w:hAnsi="Cambria" w:cs="Cambria"/>
-          <w:sz w:val="16"/>
-          <w:szCs w:val="16"/>
-          <w:u w:val="single"/>
-        </w:rPr>
-        <w:t>${</w:t>
-      </w:r>
-      <w:proofErr w:type="spellStart"/>
-      <w:r>
-        <w:rPr>
-          <w:rFonts w:ascii="Cambria" w:eastAsia="Cambria" w:hAnsi="Cambria" w:cs="Cambria"/>
-          <w:sz w:val="16"/>
-          <w:szCs w:val="16"/>
-          <w:u w:val="single"/>
-        </w:rPr>
-        <w:t>datetime_accomplished</w:t>
-      </w:r>
-      <w:proofErr w:type="spellEnd"/>
     </w:p>
     <w:p>
       <w:pPr>

--- a/templates/workspace_license_template.docx
+++ b/templates/workspace_license_template.docx
@@ -98,29 +98,7 @@
           <w:szCs w:val="24"/>
           <w:u w:val="single"/>
         </w:rPr>
-        <w:t>${</w:t>
-      </w:r>
-      <w:proofErr w:type="spellStart"/>
-      <w:r>
-        <w:rPr>
-          <w:rFonts w:ascii="Cambria" w:hAnsi="Cambria" w:cs="Menlo"/>
-          <w:color w:val="1F2328"/>
-          <w:sz w:val="24"/>
-          <w:szCs w:val="24"/>
-          <w:u w:val="single"/>
-        </w:rPr>
-        <w:t>college_department</w:t>
-      </w:r>
-      <w:proofErr w:type="spellEnd"/>
-      <w:r>
-        <w:rPr>
-          <w:rFonts w:ascii="Cambria" w:hAnsi="Cambria" w:cs="Menlo"/>
-          <w:color w:val="1F2328"/>
-          <w:sz w:val="24"/>
-          <w:szCs w:val="24"/>
-          <w:u w:val="single"/>
-        </w:rPr>
-        <w:t>}</w:t>
+        <w:t>${college_department}</w:t>
       </w:r>
       <w:r>
         <w:rPr>
@@ -276,23 +254,13 @@
                 <w:szCs w:val="20"/>
               </w:rPr>
             </w:pPr>
-            <w:proofErr w:type="spellStart"/>
             <w:r>
               <w:rPr>
                 <w:rFonts w:ascii="Cambria" w:eastAsia="Cambria" w:hAnsi="Cambria" w:cs="Cambria"/>
                 <w:sz w:val="20"/>
                 <w:szCs w:val="20"/>
               </w:rPr>
-              <w:t>Liceo</w:t>
-            </w:r>
-            <w:proofErr w:type="spellEnd"/>
-            <w:r>
-              <w:rPr>
-                <w:rFonts w:ascii="Cambria" w:eastAsia="Cambria" w:hAnsi="Cambria" w:cs="Cambria"/>
-                <w:sz w:val="20"/>
-                <w:szCs w:val="20"/>
-              </w:rPr>
-              <w:t xml:space="preserve"> Email Address</w:t>
+              <w:t>Liceo Email Address</w:t>
             </w:r>
           </w:p>
         </w:tc>
@@ -341,7 +309,6 @@
           <w:p>
             <w:pPr>
               <w:spacing w:after="0" w:line="240" w:lineRule="auto"/>
-              <w:jc w:val="center"/>
               <w:rPr>
                 <w:rFonts w:ascii="Cambria" w:eastAsia="Cambria" w:hAnsi="Cambria" w:cs="Cambria"/>
                 <w:sz w:val="24"/>
@@ -354,36 +321,63 @@
                 <w:color w:val="1F2328"/>
                 <w:shd w:val="clear" w:color="auto" w:fill="FFFFFF"/>
               </w:rPr>
-              <w:t>${</w:t>
+              <w:t>${last_name}</w:t>
             </w:r>
-            <w:proofErr w:type="spellStart"/>
+          </w:p>
+        </w:tc>
+        <w:tc>
+          <w:tcPr>
+            <w:tcW w:w="2291" w:type="dxa"/>
+          </w:tcPr>
+          <w:p>
+            <w:pPr>
+              <w:spacing w:after="0" w:line="240" w:lineRule="auto"/>
+              <w:rPr>
+                <w:rFonts w:ascii="Cambria" w:eastAsia="Cambria" w:hAnsi="Cambria" w:cs="Cambria"/>
+                <w:sz w:val="24"/>
+                <w:szCs w:val="24"/>
+              </w:rPr>
+            </w:pPr>
             <w:r>
               <w:rPr>
                 <w:rFonts w:ascii="Cambria" w:hAnsi="Cambria" w:cs="Segoe UI"/>
                 <w:color w:val="1F2328"/>
                 <w:shd w:val="clear" w:color="auto" w:fill="FFFFFF"/>
               </w:rPr>
-              <w:t>last_name</w:t>
+              <w:t>${first_name}</w:t>
             </w:r>
-            <w:proofErr w:type="spellEnd"/>
+          </w:p>
+        </w:tc>
+        <w:tc>
+          <w:tcPr>
+            <w:tcW w:w="3435" w:type="dxa"/>
+          </w:tcPr>
+          <w:p>
+            <w:pPr>
+              <w:spacing w:after="0" w:line="240" w:lineRule="auto"/>
+              <w:rPr>
+                <w:rFonts w:ascii="Cambria" w:eastAsia="Cambria" w:hAnsi="Cambria" w:cs="Cambria"/>
+                <w:sz w:val="24"/>
+                <w:szCs w:val="24"/>
+              </w:rPr>
+            </w:pPr>
             <w:r>
               <w:rPr>
                 <w:rFonts w:ascii="Cambria" w:hAnsi="Cambria" w:cs="Segoe UI"/>
                 <w:color w:val="1F2328"/>
                 <w:shd w:val="clear" w:color="auto" w:fill="FFFFFF"/>
               </w:rPr>
-              <w:t>}</w:t>
+              <w:t>${liceo_email}</w:t>
             </w:r>
           </w:p>
         </w:tc>
         <w:tc>
           <w:tcPr>
-            <w:tcW w:w="2291" w:type="dxa"/>
-          </w:tcPr>
-          <w:p>
-            <w:pPr>
-              <w:spacing w:after="0" w:line="240" w:lineRule="auto"/>
-              <w:jc w:val="center"/>
+            <w:tcW w:w="1824" w:type="dxa"/>
+          </w:tcPr>
+          <w:p>
+            <w:pPr>
+              <w:spacing w:after="0" w:line="240" w:lineRule="auto"/>
               <w:rPr>
                 <w:rFonts w:ascii="Cambria" w:eastAsia="Cambria" w:hAnsi="Cambria" w:cs="Cambria"/>
                 <w:sz w:val="24"/>
@@ -396,109 +390,7 @@
                 <w:color w:val="1F2328"/>
                 <w:shd w:val="clear" w:color="auto" w:fill="FFFFFF"/>
               </w:rPr>
-              <w:t>${</w:t>
-            </w:r>
-            <w:proofErr w:type="spellStart"/>
-            <w:r>
-              <w:rPr>
-                <w:rFonts w:ascii="Cambria" w:hAnsi="Cambria" w:cs="Segoe UI"/>
-                <w:color w:val="1F2328"/>
-                <w:shd w:val="clear" w:color="auto" w:fill="FFFFFF"/>
-              </w:rPr>
-              <w:t>first_name</w:t>
-            </w:r>
-            <w:proofErr w:type="spellEnd"/>
-            <w:r>
-              <w:rPr>
-                <w:rFonts w:ascii="Cambria" w:hAnsi="Cambria" w:cs="Segoe UI"/>
-                <w:color w:val="1F2328"/>
-                <w:shd w:val="clear" w:color="auto" w:fill="FFFFFF"/>
-              </w:rPr>
-              <w:t>}</w:t>
-            </w:r>
-          </w:p>
-        </w:tc>
-        <w:tc>
-          <w:tcPr>
-            <w:tcW w:w="3435" w:type="dxa"/>
-          </w:tcPr>
-          <w:p>
-            <w:pPr>
-              <w:spacing w:after="0" w:line="240" w:lineRule="auto"/>
-              <w:jc w:val="center"/>
-              <w:rPr>
-                <w:rFonts w:ascii="Cambria" w:eastAsia="Cambria" w:hAnsi="Cambria" w:cs="Cambria"/>
-                <w:sz w:val="24"/>
-                <w:szCs w:val="24"/>
-              </w:rPr>
-            </w:pPr>
-            <w:r>
-              <w:rPr>
-                <w:rFonts w:ascii="Cambria" w:hAnsi="Cambria" w:cs="Segoe UI"/>
-                <w:color w:val="1F2328"/>
-                <w:shd w:val="clear" w:color="auto" w:fill="FFFFFF"/>
-              </w:rPr>
-              <w:t>${</w:t>
-            </w:r>
-            <w:proofErr w:type="spellStart"/>
-            <w:r>
-              <w:rPr>
-                <w:rFonts w:ascii="Cambria" w:hAnsi="Cambria" w:cs="Segoe UI"/>
-                <w:color w:val="1F2328"/>
-                <w:shd w:val="clear" w:color="auto" w:fill="FFFFFF"/>
-              </w:rPr>
-              <w:t>liceo_email</w:t>
-            </w:r>
-            <w:proofErr w:type="spellEnd"/>
-            <w:r>
-              <w:rPr>
-                <w:rFonts w:ascii="Cambria" w:hAnsi="Cambria" w:cs="Segoe UI"/>
-                <w:color w:val="1F2328"/>
-                <w:shd w:val="clear" w:color="auto" w:fill="FFFFFF"/>
-              </w:rPr>
-              <w:t>}</w:t>
-            </w:r>
-          </w:p>
-        </w:tc>
-        <w:tc>
-          <w:tcPr>
-            <w:tcW w:w="1824" w:type="dxa"/>
-          </w:tcPr>
-          <w:p>
-            <w:pPr>
-              <w:spacing w:after="0" w:line="240" w:lineRule="auto"/>
-              <w:jc w:val="center"/>
-              <w:rPr>
-                <w:rFonts w:ascii="Cambria" w:eastAsia="Cambria" w:hAnsi="Cambria" w:cs="Cambria"/>
-                <w:sz w:val="24"/>
-                <w:szCs w:val="24"/>
-              </w:rPr>
-            </w:pPr>
-            <w:r>
-              <w:rPr>
-                <w:rFonts w:ascii="Cambria" w:hAnsi="Cambria" w:cs="Segoe UI"/>
-                <w:color w:val="1F2328"/>
-                <w:shd w:val="clear" w:color="auto" w:fill="FFFFFF"/>
-              </w:rPr>
-              <w:t>${</w:t>
-            </w:r>
-            <w:proofErr w:type="spellStart"/>
-            <w:r>
-              <w:rPr>
-                <w:rFonts w:ascii="Cambria" w:hAnsi="Cambria" w:cs="Segoe UI"/>
-                <w:color w:val="1F2328"/>
-                <w:shd w:val="clear" w:color="auto" w:fill="FFFFFF"/>
-              </w:rPr>
-              <w:t>employment_status</w:t>
-            </w:r>
-            <w:proofErr w:type="spellEnd"/>
-            <w:r>
-              <w:rPr>
-                <w:rFonts w:ascii="Cambria" w:hAnsi="Cambria" w:cs="Segoe UI"/>
-                <w:color w:val="1F2328"/>
-                <w:shd w:val="clear" w:color="auto" w:fill="FFFFFF"/>
-              </w:rPr>
-              <w:t>}</w:t>
+              <w:t>${employment_status}</w:t>
             </w:r>
           </w:p>
         </w:tc>
